--- a/新建 DOCX 文档.docx
+++ b/新建 DOCX 文档.docx
@@ -51,7 +51,7 @@
       <w:pPr>
         <w:bidi w:val="0"/>
         <w:rPr>
-          <w:rFonts w:hint="default"/>
+          <w:rFonts w:hint="eastAsia"/>
           <w:lang w:val="en-US" w:eastAsia="zh-CN"/>
         </w:rPr>
       </w:pPr>
@@ -62,6 +62,41 @@
         </w:rPr>
         <w:t>规划：当前，先做仿真，仿真里，先做视觉定位和雷达定位，第二部是导航，导航算法依旧是ego planner，但是也可以尝试一下传统算法，第三步就想办法迁移了，现在还只是第一步。</w:t>
       </w:r>
+    </w:p>
+    <w:p>
+      <w:pPr>
+        <w:numPr>
+          <w:ilvl w:val="0"/>
+          <w:numId w:val="1"/>
+        </w:numPr>
+        <w:bidi w:val="0"/>
+        <w:rPr>
+          <w:rFonts w:hint="eastAsia"/>
+          <w:lang w:val="en-US" w:eastAsia="zh-CN"/>
+        </w:rPr>
+      </w:pPr>
+      <w:r>
+        <w:rPr>
+          <w:rFonts w:hint="eastAsia"/>
+          <w:lang w:val="en-US" w:eastAsia="zh-CN"/>
+        </w:rPr>
+        <w:t>熟悉了代码后，就开始看看新的论文，可以开始筹备自己的部分了</w:t>
+      </w:r>
+    </w:p>
+    <w:p>
+      <w:pPr>
+        <w:numPr>
+          <w:ilvl w:val="0"/>
+          <w:numId w:val="1"/>
+        </w:numPr>
+        <w:bidi w:val="0"/>
+        <w:rPr>
+          <w:rFonts w:hint="default"/>
+          <w:lang w:val="en-US" w:eastAsia="zh-CN"/>
+        </w:rPr>
+      </w:pPr>
+      <w:bookmarkStart w:id="0" w:name="_GoBack"/>
+      <w:bookmarkEnd w:id="0"/>
     </w:p>
     <w:p>
       <w:pPr>
@@ -94,8 +129,6 @@
         </w:rPr>
         <w:t>现在才刚刚完成vins fusion的仿真，后面的继续</w:t>
       </w:r>
-      <w:bookmarkStart w:id="0" w:name="_GoBack"/>
-      <w:bookmarkEnd w:id="0"/>
     </w:p>
     <w:sectPr>
       <w:pgSz w:w="11906" w:h="16838"/>
@@ -105,6 +138,29 @@
     </w:sectPr>
   </w:body>
 </w:document>
+</file>
+
+<file path=word/numbering.xml><?xml version="1.0" encoding="utf-8"?>
+<w:numbering xmlns:wpc="http://schemas.microsoft.com/office/word/2010/wordprocessingCanvas" xmlns:mc="http://schemas.openxmlformats.org/markup-compatibility/2006" xmlns:o="urn:schemas-microsoft-com:office:office" xmlns:r="http://schemas.openxmlformats.org/officeDocument/2006/relationships" xmlns:m="http://schemas.openxmlformats.org/officeDocument/2006/math" xmlns:v="urn:schemas-microsoft-com:vml" xmlns:wp14="http://schemas.microsoft.com/office/word/2010/wordprocessingDrawing" xmlns:wp="http://schemas.openxmlformats.org/drawingml/2006/wordprocessingDrawing" xmlns:w10="urn:schemas-microsoft-com:office:word" xmlns:w="http://schemas.openxmlformats.org/wordprocessingml/2006/main" xmlns:w14="http://schemas.microsoft.com/office/word/2010/wordml" xmlns:wpg="http://schemas.microsoft.com/office/word/2010/wordprocessingGroup" xmlns:wpi="http://schemas.microsoft.com/office/word/2010/wordprocessingInk" xmlns:wne="http://schemas.microsoft.com/office/word/2006/wordml" xmlns:wps="http://schemas.microsoft.com/office/word/2010/wordprocessingShape" xmlns:wpsCustomData="http://www.wps.cn/officeDocument/2013/wpsCustomData" mc:Ignorable="w14 wp14">
+  <w:abstractNum w:abstractNumId="0">
+    <w:nsid w:val="AD498C70"/>
+    <w:multiLevelType w:val="singleLevel"/>
+    <w:tmpl w:val="AD498C70"/>
+    <w:lvl w:ilvl="0" w:tentative="0">
+      <w:start w:val="2"/>
+      <w:numFmt w:val="chineseCounting"/>
+      <w:suff w:val="nothing"/>
+      <w:lvlText w:val="第%1部，"/>
+      <w:lvlJc w:val="left"/>
+      <w:rPr>
+        <w:rFonts w:hint="eastAsia"/>
+      </w:rPr>
+    </w:lvl>
+  </w:abstractNum>
+  <w:num w:numId="1">
+    <w:abstractNumId w:val="0"/>
+  </w:num>
+</w:numbering>
 </file>
 
 <file path=word/styles.xml><?xml version="1.0" encoding="utf-8"?>
